--- a/examples/example_government_cv.docx
+++ b/examples/example_government_cv.docx
@@ -1266,7 +1266,7 @@
               <w:pStyle w:val="RISTableText"/>
             </w:pPr>
             <w:r>
-              <w:t>Object detection (skill); Image super-resolution (skill); Edge super-resolution pipeline for UAV imagery (project)</w:t>
+              <w:t>Benchmarking embedded GPUs for real-time image enhancement (publication); Object detection (skill); Edge super-resolution pipeline for UAV imagery (project)</w:t>
             </w:r>
           </w:p>
         </w:tc>
@@ -1389,7 +1389,7 @@
               <w:pStyle w:val="RISTableText"/>
             </w:pPr>
             <w:r>
-              <w:t>Mentored graduate engineer trainees on avionics bus protocols and test documentation. (achievement / responsibility); Developed LabVIEW test sequences for power-supply and interface boards of avionics units. (achievement / responsibility); IoT monitoring of laboratory infrastructure (project)</w:t>
+              <w:t>Integrated mission-computer and display units on MIL-STD-1553 avionics buses and built the automated test rig used for b (achievement / responsibility); Developed LabVIEW test sequences for power-supply and interface boards of avionics units. (achievement / responsibility); IoT monitoring of laboratory infrastructure (project)</w:t>
             </w:r>
           </w:p>
         </w:tc>
@@ -1471,7 +1471,7 @@
               <w:pStyle w:val="RISTableText"/>
             </w:pPr>
             <w:r>
-              <w:t>Prepared technical specifications and served on bid-evaluation committees for instrument procurement through the Governm (achievement / responsibility); Technical procurement (GeM, GFR) (skill)</w:t>
+              <w:t>Prepared technical specifications and served on bid-evaluation committees for instrument procurement through the Governm (achievement / responsibility); Chair, Technical Evaluation Committee for radiosonde procurement (leadership &amp; activity)</w:t>
             </w:r>
           </w:p>
         </w:tc>
@@ -1512,7 +1512,7 @@
               <w:pStyle w:val="RISTableText"/>
             </w:pPr>
             <w:r>
-              <w:t>A low-cost GNSS receiver chain for radiosonde tracking (publication); Scientist E (position)</w:t>
+              <w:t>Scientist E (position); A low-cost GNSS receiver chain for radiosonde tracking (publication)</w:t>
             </w:r>
           </w:p>
         </w:tc>
@@ -2022,7 +2022,395 @@
         <w:pStyle w:val="Heading1"/>
       </w:pPr>
       <w:r>
-        <w:t>8. TRAINING PROGRAMMES AND CERTIFICATIONS</w:t>
+        <w:t>8. TRAINING PROGRAMMES</w:t>
+      </w:r>
+    </w:p>
+    <w:tbl>
+      <w:tblPr>
+        <w:tblW w:type="dxa" w:w="9751"/>
+        <w:jc w:val="left"/>
+        <w:tblLayout w:type="fixed"/>
+        <w:tblLook w:firstColumn="1" w:firstRow="1" w:lastColumn="0" w:lastRow="0" w:noHBand="0" w:noVBand="1" w:val="04A0"/>
+        <w:tblLayout w:type="fixed"/>
+        <w:tblBorders>
+          <w:top w:val="single" w:sz="4" w:space="0" w:color="000000"/>
+          <w:left w:val="single" w:sz="4" w:space="0" w:color="000000"/>
+          <w:bottom w:val="single" w:sz="4" w:space="0" w:color="000000"/>
+          <w:right w:val="single" w:sz="4" w:space="0" w:color="000000"/>
+          <w:insideH w:val="single" w:sz="4" w:space="0" w:color="000000"/>
+          <w:insideV w:val="single" w:sz="4" w:space="0" w:color="000000"/>
+        </w:tblBorders>
+        <w:tblCellMar>
+          <w:top w:w="36" w:type="dxa"/>
+          <w:left w:w="60" w:type="dxa"/>
+          <w:bottom w:w="36" w:type="dxa"/>
+          <w:right w:w="60" w:type="dxa"/>
+        </w:tblCellMar>
+      </w:tblPr>
+      <w:tblGrid>
+        <w:gridCol w:w="3705"/>
+        <w:gridCol w:w="3120"/>
+        <w:gridCol w:w="1755"/>
+        <w:gridCol w:w="1170"/>
+      </w:tblGrid>
+      <w:tr>
+        <w:trPr>
+          <w:tblHeader/>
+        </w:trPr>
+        <w:tc>
+          <w:tcPr>
+            <w:tcW w:type="dxa" w:w="3705"/>
+            <w:shd w:val="clear" w:color="auto" w:fill="E7E7E7"/>
+          </w:tcPr>
+          <w:p>
+            <w:pPr>
+              <w:pStyle w:val="RISTableHead"/>
+            </w:pPr>
+            <w:r>
+              <w:t>Programme / course</w:t>
+            </w:r>
+          </w:p>
+        </w:tc>
+        <w:tc>
+          <w:tcPr>
+            <w:tcW w:type="dxa" w:w="3120"/>
+            <w:shd w:val="clear" w:color="auto" w:fill="E7E7E7"/>
+          </w:tcPr>
+          <w:p>
+            <w:pPr>
+              <w:pStyle w:val="RISTableHead"/>
+            </w:pPr>
+            <w:r>
+              <w:t>Institute / sponsor</w:t>
+            </w:r>
+          </w:p>
+        </w:tc>
+        <w:tc>
+          <w:tcPr>
+            <w:tcW w:type="dxa" w:w="1755"/>
+            <w:shd w:val="clear" w:color="auto" w:fill="E7E7E7"/>
+          </w:tcPr>
+          <w:p>
+            <w:pPr>
+              <w:pStyle w:val="RISTableHead"/>
+            </w:pPr>
+            <w:r>
+              <w:t>Period</w:t>
+            </w:r>
+          </w:p>
+        </w:tc>
+        <w:tc>
+          <w:tcPr>
+            <w:tcW w:type="dxa" w:w="1170"/>
+            <w:shd w:val="clear" w:color="auto" w:fill="E7E7E7"/>
+          </w:tcPr>
+          <w:p>
+            <w:pPr>
+              <w:pStyle w:val="RISTableHead"/>
+            </w:pPr>
+            <w:r>
+              <w:t>Duration</w:t>
+            </w:r>
+          </w:p>
+        </w:tc>
+      </w:tr>
+      <w:tr>
+        <w:tc>
+          <w:tcPr>
+            <w:tcW w:type="dxa" w:w="3705"/>
+          </w:tcPr>
+          <w:p>
+            <w:pPr>
+              <w:pStyle w:val="RISTableText"/>
+            </w:pPr>
+            <w:r>
+              <w:t>Public Procurement and GFR 2017</w:t>
+            </w:r>
+          </w:p>
+        </w:tc>
+        <w:tc>
+          <w:tcPr>
+            <w:tcW w:type="dxa" w:w="3120"/>
+          </w:tcPr>
+          <w:p>
+            <w:pPr>
+              <w:pStyle w:val="RISTableText"/>
+            </w:pPr>
+            <w:r>
+              <w:t>Example Institute of Public Administration (sponsored by Kestrel Atmospheric Instrumentation Laboratory)</w:t>
+            </w:r>
+          </w:p>
+        </w:tc>
+        <w:tc>
+          <w:tcPr>
+            <w:tcW w:type="dxa" w:w="1755"/>
+          </w:tcPr>
+          <w:p>
+            <w:pPr>
+              <w:pStyle w:val="RISTableText"/>
+            </w:pPr>
+            <w:r>
+              <w:t>11/2019</w:t>
+            </w:r>
+          </w:p>
+        </w:tc>
+        <w:tc>
+          <w:tcPr>
+            <w:tcW w:type="dxa" w:w="1170"/>
+          </w:tcPr>
+          <w:p>
+            <w:pPr>
+              <w:pStyle w:val="RISTableText"/>
+            </w:pPr>
+            <w:r>
+              <w:t>5 days</w:t>
+            </w:r>
+          </w:p>
+        </w:tc>
+      </w:tr>
+      <w:tr>
+        <w:tc>
+          <w:tcPr>
+            <w:tcW w:type="dxa" w:w="3705"/>
+          </w:tcPr>
+          <w:p>
+            <w:pPr>
+              <w:pStyle w:val="RISTableText"/>
+            </w:pPr>
+            <w:r>
+              <w:t>Mid-Career Training Programme for Scientists</w:t>
+            </w:r>
+          </w:p>
+        </w:tc>
+        <w:tc>
+          <w:tcPr>
+            <w:tcW w:type="dxa" w:w="3120"/>
+          </w:tcPr>
+          <w:p>
+            <w:pPr>
+              <w:pStyle w:val="RISTableText"/>
+            </w:pPr>
+            <w:r>
+              <w:t>Example Institute of Scientific Administration (sponsored by Ministry of Example Sciences)</w:t>
+            </w:r>
+          </w:p>
+        </w:tc>
+        <w:tc>
+          <w:tcPr>
+            <w:tcW w:type="dxa" w:w="1755"/>
+          </w:tcPr>
+          <w:p>
+            <w:pPr>
+              <w:pStyle w:val="RISTableText"/>
+            </w:pPr>
+            <w:r>
+              <w:t>02/2020</w:t>
+            </w:r>
+          </w:p>
+        </w:tc>
+        <w:tc>
+          <w:tcPr>
+            <w:tcW w:type="dxa" w:w="1170"/>
+          </w:tcPr>
+          <w:p>
+            <w:pPr>
+              <w:pStyle w:val="RISTableText"/>
+            </w:pPr>
+            <w:r>
+              <w:t>10 days</w:t>
+            </w:r>
+          </w:p>
+        </w:tc>
+      </w:tr>
+    </w:tbl>
+    <w:p>
+      <w:pPr>
+        <w:spacing w:before="0" w:after="0" w:lineRule="exact" w:line="40"/>
+      </w:pPr>
+    </w:p>
+    <w:p>
+      <w:pPr>
+        <w:spacing w:before="0" w:after="0" w:lineRule="exact" w:line="60"/>
+      </w:pPr>
+      <w:r>
+        <w:rPr>
+          <w:sz w:val="2"/>
+        </w:rPr>
+      </w:r>
+    </w:p>
+    <w:p>
+      <w:pPr>
+        <w:pStyle w:val="Heading1"/>
+      </w:pPr>
+      <w:r>
+        <w:t>9. PROFESSIONAL COURSES</w:t>
+      </w:r>
+    </w:p>
+    <w:tbl>
+      <w:tblPr>
+        <w:tblW w:type="dxa" w:w="9751"/>
+        <w:jc w:val="left"/>
+        <w:tblLayout w:type="fixed"/>
+        <w:tblLook w:firstColumn="1" w:firstRow="1" w:lastColumn="0" w:lastRow="0" w:noHBand="0" w:noVBand="1" w:val="04A0"/>
+        <w:tblLayout w:type="fixed"/>
+        <w:tblBorders>
+          <w:top w:val="single" w:sz="4" w:space="0" w:color="000000"/>
+          <w:left w:val="single" w:sz="4" w:space="0" w:color="000000"/>
+          <w:bottom w:val="single" w:sz="4" w:space="0" w:color="000000"/>
+          <w:right w:val="single" w:sz="4" w:space="0" w:color="000000"/>
+          <w:insideH w:val="single" w:sz="4" w:space="0" w:color="000000"/>
+          <w:insideV w:val="single" w:sz="4" w:space="0" w:color="000000"/>
+        </w:tblBorders>
+        <w:tblCellMar>
+          <w:top w:w="36" w:type="dxa"/>
+          <w:left w:w="60" w:type="dxa"/>
+          <w:bottom w:w="36" w:type="dxa"/>
+          <w:right w:w="60" w:type="dxa"/>
+        </w:tblCellMar>
+      </w:tblPr>
+      <w:tblGrid>
+        <w:gridCol w:w="3705"/>
+        <w:gridCol w:w="3120"/>
+        <w:gridCol w:w="1755"/>
+        <w:gridCol w:w="1170"/>
+      </w:tblGrid>
+      <w:tr>
+        <w:trPr>
+          <w:tblHeader/>
+        </w:trPr>
+        <w:tc>
+          <w:tcPr>
+            <w:tcW w:type="dxa" w:w="3705"/>
+            <w:shd w:val="clear" w:color="auto" w:fill="E7E7E7"/>
+          </w:tcPr>
+          <w:p>
+            <w:pPr>
+              <w:pStyle w:val="RISTableHead"/>
+            </w:pPr>
+            <w:r>
+              <w:t>Programme / course</w:t>
+            </w:r>
+          </w:p>
+        </w:tc>
+        <w:tc>
+          <w:tcPr>
+            <w:tcW w:type="dxa" w:w="3120"/>
+            <w:shd w:val="clear" w:color="auto" w:fill="E7E7E7"/>
+          </w:tcPr>
+          <w:p>
+            <w:pPr>
+              <w:pStyle w:val="RISTableHead"/>
+            </w:pPr>
+            <w:r>
+              <w:t>Institute / sponsor</w:t>
+            </w:r>
+          </w:p>
+        </w:tc>
+        <w:tc>
+          <w:tcPr>
+            <w:tcW w:type="dxa" w:w="1755"/>
+            <w:shd w:val="clear" w:color="auto" w:fill="E7E7E7"/>
+          </w:tcPr>
+          <w:p>
+            <w:pPr>
+              <w:pStyle w:val="RISTableHead"/>
+            </w:pPr>
+            <w:r>
+              <w:t>Period</w:t>
+            </w:r>
+          </w:p>
+        </w:tc>
+        <w:tc>
+          <w:tcPr>
+            <w:tcW w:type="dxa" w:w="1170"/>
+            <w:shd w:val="clear" w:color="auto" w:fill="E7E7E7"/>
+          </w:tcPr>
+          <w:p>
+            <w:pPr>
+              <w:pStyle w:val="RISTableHead"/>
+            </w:pPr>
+            <w:r>
+              <w:t>Duration</w:t>
+            </w:r>
+          </w:p>
+        </w:tc>
+      </w:tr>
+      <w:tr>
+        <w:tc>
+          <w:tcPr>
+            <w:tcW w:type="dxa" w:w="3705"/>
+          </w:tcPr>
+          <w:p>
+            <w:pPr>
+              <w:pStyle w:val="RISTableText"/>
+            </w:pPr>
+            <w:r>
+              <w:t>Introduction to Machine Learning (12-week course)</w:t>
+            </w:r>
+          </w:p>
+        </w:tc>
+        <w:tc>
+          <w:tcPr>
+            <w:tcW w:type="dxa" w:w="3120"/>
+          </w:tcPr>
+          <w:p>
+            <w:pPr>
+              <w:pStyle w:val="RISTableText"/>
+            </w:pPr>
+            <w:r>
+              <w:t>Example Online University Consortium</w:t>
+            </w:r>
+          </w:p>
+        </w:tc>
+        <w:tc>
+          <w:tcPr>
+            <w:tcW w:type="dxa" w:w="1755"/>
+          </w:tcPr>
+          <w:p>
+            <w:pPr>
+              <w:pStyle w:val="RISTableText"/>
+            </w:pPr>
+            <w:r>
+              <w:t>10/2018</w:t>
+            </w:r>
+          </w:p>
+        </w:tc>
+        <w:tc>
+          <w:tcPr>
+            <w:tcW w:type="dxa" w:w="1170"/>
+          </w:tcPr>
+          <w:p>
+            <w:pPr>
+              <w:pStyle w:val="RISTableText"/>
+            </w:pPr>
+            <w:r>
+              <w:t>48 hours</w:t>
+            </w:r>
+          </w:p>
+        </w:tc>
+      </w:tr>
+    </w:tbl>
+    <w:p>
+      <w:pPr>
+        <w:spacing w:before="0" w:after="0" w:lineRule="exact" w:line="40"/>
+      </w:pPr>
+    </w:p>
+    <w:p>
+      <w:pPr>
+        <w:spacing w:before="0" w:after="0" w:lineRule="exact" w:line="60"/>
+      </w:pPr>
+      <w:r>
+        <w:rPr>
+          <w:sz w:val="2"/>
+        </w:rPr>
+      </w:r>
+    </w:p>
+    <w:p>
+      <w:pPr>
+        <w:pStyle w:val="Heading1"/>
+      </w:pPr>
+      <w:r>
+        <w:t>10. CERTIFICATIONS &amp; LICENCES</w:t>
       </w:r>
     </w:p>
     <w:p>
@@ -2036,13 +2424,13 @@
         <w:rPr>
           <w:b/>
         </w:rPr>
-        <w:t>Deep Learning for Edge Devices (40-hour course)</w:t>
+        <w:t>Deep Learning for Edge Devices</w:t>
       </w:r>
       <w:r>
         <w:tab/>
       </w:r>
       <w:r>
-        <w:t>2022</w:t>
+        <w:t>03/2022</w:t>
       </w:r>
     </w:p>
     <w:p>
@@ -2051,6 +2439,84 @@
       </w:pPr>
       <w:r>
         <w:t>Example Academy of Applied Computing</w:t>
+      </w:r>
+    </w:p>
+    <w:p>
+      <w:pPr>
+        <w:pStyle w:val="RISBody"/>
+      </w:pPr>
+      <w:r>
+        <w:t>Used the model-compression techniques to deploy the drone super-resolution model on Jetson modules.</w:t>
+      </w:r>
+    </w:p>
+    <w:p>
+      <w:pPr>
+        <w:pStyle w:val="RISMeta"/>
+      </w:pPr>
+      <w:r>
+        <w:rPr>
+          <w:b/>
+        </w:rPr>
+        <w:t xml:space="preserve">Duration: </w:t>
+      </w:r>
+      <w:r>
+        <w:t>40 hours</w:t>
+      </w:r>
+    </w:p>
+    <w:p>
+      <w:pPr>
+        <w:pStyle w:val="RISMeta"/>
+      </w:pPr>
+      <w:r>
+        <w:rPr>
+          <w:b/>
+        </w:rPr>
+        <w:t xml:space="preserve">Credential: </w:t>
+      </w:r>
+      <w:r>
+        <w:t>EAAC-DL-0042</w:t>
+      </w:r>
+    </w:p>
+    <w:p>
+      <w:pPr>
+        <w:pStyle w:val="RISMeta"/>
+      </w:pPr>
+      <w:r>
+        <w:rPr>
+          <w:b/>
+        </w:rPr>
+        <w:t xml:space="preserve">Valid until: </w:t>
+      </w:r>
+      <w:r>
+        <w:t>03/2029</w:t>
+      </w:r>
+    </w:p>
+    <w:p>
+      <w:pPr>
+        <w:pStyle w:val="RISMeta"/>
+      </w:pPr>
+      <w:r>
+        <w:rPr>
+          <w:b/>
+        </w:rPr>
+        <w:t xml:space="preserve">Mode: </w:t>
+      </w:r>
+      <w:r>
+        <w:t>Online</w:t>
+      </w:r>
+    </w:p>
+    <w:p>
+      <w:pPr>
+        <w:pStyle w:val="RISMeta"/>
+      </w:pPr>
+      <w:r>
+        <w:rPr>
+          <w:b/>
+        </w:rPr>
+        <w:t xml:space="preserve">Skills: </w:t>
+      </w:r>
+      <w:r>
+        <w:t>Deep learning, Edge AI, TensorRT</w:t>
       </w:r>
     </w:p>
     <w:p>
@@ -2074,13 +2540,20 @@
         <w:rPr>
           <w:b/>
         </w:rPr>
-        <w:t>Public Procurement and GFR 2017 (5-day programme)</w:t>
+        <w:t>Academic English proficiency test</w:t>
+      </w:r>
+      <w:r>
+        <w:rPr>
+          <w:i/>
+          <w:color w:val="222222"/>
+        </w:rPr>
+        <w:t xml:space="preserve"> (Expired)</w:t>
       </w:r>
       <w:r>
         <w:tab/>
       </w:r>
       <w:r>
-        <w:t>2019</w:t>
+        <w:t>05/2016</w:t>
       </w:r>
     </w:p>
     <w:p>
@@ -2088,7 +2561,35 @@
         <w:pStyle w:val="RISEntrySub"/>
       </w:pPr>
       <w:r>
-        <w:t>Example Institute of Public Administration</w:t>
+        <w:t>Example Language Testing Board</w:t>
+      </w:r>
+    </w:p>
+    <w:p>
+      <w:pPr>
+        <w:pStyle w:val="RISMeta"/>
+      </w:pPr>
+      <w:r>
+        <w:rPr>
+          <w:b/>
+        </w:rPr>
+        <w:t xml:space="preserve">Result: </w:t>
+      </w:r>
+      <w:r>
+        <w:t>Overall band 8.0</w:t>
+      </w:r>
+    </w:p>
+    <w:p>
+      <w:pPr>
+        <w:pStyle w:val="RISMeta"/>
+      </w:pPr>
+      <w:r>
+        <w:rPr>
+          <w:b/>
+        </w:rPr>
+        <w:t xml:space="preserve">Expired: </w:t>
+      </w:r>
+      <w:r>
+        <w:t>05/2018</w:t>
       </w:r>
     </w:p>
     <w:p>
@@ -2106,7 +2607,228 @@
         <w:pStyle w:val="Heading1"/>
       </w:pPr>
       <w:r>
-        <w:t>9. AWARDS &amp; HONOURS</w:t>
+        <w:t>11. WORKSHOPS, SEMINARS &amp; CONFERENCES ATTENDED</w:t>
+      </w:r>
+    </w:p>
+    <w:tbl>
+      <w:tblPr>
+        <w:tblW w:type="dxa" w:w="9751"/>
+        <w:jc w:val="left"/>
+        <w:tblLayout w:type="fixed"/>
+        <w:tblLook w:firstColumn="1" w:firstRow="1" w:lastColumn="0" w:lastRow="0" w:noHBand="0" w:noVBand="1" w:val="04A0"/>
+        <w:tblLayout w:type="fixed"/>
+        <w:tblBorders>
+          <w:top w:val="single" w:sz="4" w:space="0" w:color="000000"/>
+          <w:left w:val="single" w:sz="4" w:space="0" w:color="000000"/>
+          <w:bottom w:val="single" w:sz="4" w:space="0" w:color="000000"/>
+          <w:right w:val="single" w:sz="4" w:space="0" w:color="000000"/>
+          <w:insideH w:val="single" w:sz="4" w:space="0" w:color="000000"/>
+          <w:insideV w:val="single" w:sz="4" w:space="0" w:color="000000"/>
+        </w:tblBorders>
+        <w:tblCellMar>
+          <w:top w:w="36" w:type="dxa"/>
+          <w:left w:w="60" w:type="dxa"/>
+          <w:bottom w:w="36" w:type="dxa"/>
+          <w:right w:w="60" w:type="dxa"/>
+        </w:tblCellMar>
+      </w:tblPr>
+      <w:tblGrid>
+        <w:gridCol w:w="3705"/>
+        <w:gridCol w:w="3120"/>
+        <w:gridCol w:w="1755"/>
+        <w:gridCol w:w="1170"/>
+      </w:tblGrid>
+      <w:tr>
+        <w:trPr>
+          <w:tblHeader/>
+        </w:trPr>
+        <w:tc>
+          <w:tcPr>
+            <w:tcW w:type="dxa" w:w="3705"/>
+            <w:shd w:val="clear" w:color="auto" w:fill="E7E7E7"/>
+          </w:tcPr>
+          <w:p>
+            <w:pPr>
+              <w:pStyle w:val="RISTableHead"/>
+            </w:pPr>
+            <w:r>
+              <w:t>Programme / course</w:t>
+            </w:r>
+          </w:p>
+        </w:tc>
+        <w:tc>
+          <w:tcPr>
+            <w:tcW w:type="dxa" w:w="3120"/>
+            <w:shd w:val="clear" w:color="auto" w:fill="E7E7E7"/>
+          </w:tcPr>
+          <w:p>
+            <w:pPr>
+              <w:pStyle w:val="RISTableHead"/>
+            </w:pPr>
+            <w:r>
+              <w:t>Institute / sponsor</w:t>
+            </w:r>
+          </w:p>
+        </w:tc>
+        <w:tc>
+          <w:tcPr>
+            <w:tcW w:type="dxa" w:w="1755"/>
+            <w:shd w:val="clear" w:color="auto" w:fill="E7E7E7"/>
+          </w:tcPr>
+          <w:p>
+            <w:pPr>
+              <w:pStyle w:val="RISTableHead"/>
+            </w:pPr>
+            <w:r>
+              <w:t>Period</w:t>
+            </w:r>
+          </w:p>
+        </w:tc>
+        <w:tc>
+          <w:tcPr>
+            <w:tcW w:type="dxa" w:w="1170"/>
+            <w:shd w:val="clear" w:color="auto" w:fill="E7E7E7"/>
+          </w:tcPr>
+          <w:p>
+            <w:pPr>
+              <w:pStyle w:val="RISTableHead"/>
+            </w:pPr>
+            <w:r>
+              <w:t>Duration</w:t>
+            </w:r>
+          </w:p>
+        </w:tc>
+      </w:tr>
+      <w:tr>
+        <w:tc>
+          <w:tcPr>
+            <w:tcW w:type="dxa" w:w="3705"/>
+          </w:tcPr>
+          <w:p>
+            <w:pPr>
+              <w:pStyle w:val="RISTableText"/>
+            </w:pPr>
+            <w:r>
+              <w:t>Workshop on Efficient Deep Learning for Embedded Vision</w:t>
+            </w:r>
+          </w:p>
+        </w:tc>
+        <w:tc>
+          <w:tcPr>
+            <w:tcW w:type="dxa" w:w="3120"/>
+          </w:tcPr>
+          <w:p>
+            <w:pPr>
+              <w:pStyle w:val="RISTableText"/>
+            </w:pPr>
+            <w:r>
+              <w:t>Example Conference on Instrumentation (ECI 2023)</w:t>
+            </w:r>
+          </w:p>
+        </w:tc>
+        <w:tc>
+          <w:tcPr>
+            <w:tcW w:type="dxa" w:w="1755"/>
+          </w:tcPr>
+          <w:p>
+            <w:pPr>
+              <w:pStyle w:val="RISTableText"/>
+            </w:pPr>
+            <w:r>
+              <w:t>12/2023</w:t>
+            </w:r>
+          </w:p>
+        </w:tc>
+        <w:tc>
+          <w:tcPr>
+            <w:tcW w:type="dxa" w:w="1170"/>
+          </w:tcPr>
+          <w:p>
+            <w:pPr>
+              <w:pStyle w:val="RISTableText"/>
+            </w:pPr>
+            <w:r>
+              <w:t>2 days</w:t>
+            </w:r>
+          </w:p>
+        </w:tc>
+      </w:tr>
+      <w:tr>
+        <w:tc>
+          <w:tcPr>
+            <w:tcW w:type="dxa" w:w="3705"/>
+          </w:tcPr>
+          <w:p>
+            <w:pPr>
+              <w:pStyle w:val="RISTableText"/>
+            </w:pPr>
+            <w:r>
+              <w:t>National Seminar on Upper-Air Observing Systems</w:t>
+            </w:r>
+          </w:p>
+        </w:tc>
+        <w:tc>
+          <w:tcPr>
+            <w:tcW w:type="dxa" w:w="3120"/>
+          </w:tcPr>
+          <w:p>
+            <w:pPr>
+              <w:pStyle w:val="RISTableText"/>
+            </w:pPr>
+            <w:r>
+              <w:t>Example Society of Atmospheric Instrumentation</w:t>
+            </w:r>
+          </w:p>
+        </w:tc>
+        <w:tc>
+          <w:tcPr>
+            <w:tcW w:type="dxa" w:w="1755"/>
+          </w:tcPr>
+          <w:p>
+            <w:pPr>
+              <w:pStyle w:val="RISTableText"/>
+            </w:pPr>
+            <w:r>
+              <w:t>08/2021</w:t>
+            </w:r>
+          </w:p>
+        </w:tc>
+        <w:tc>
+          <w:tcPr>
+            <w:tcW w:type="dxa" w:w="1170"/>
+          </w:tcPr>
+          <w:p>
+            <w:pPr>
+              <w:pStyle w:val="RISTableText"/>
+            </w:pPr>
+            <w:r>
+              <w:t>1 day</w:t>
+            </w:r>
+          </w:p>
+        </w:tc>
+      </w:tr>
+    </w:tbl>
+    <w:p>
+      <w:pPr>
+        <w:spacing w:before="0" w:after="0" w:lineRule="exact" w:line="40"/>
+      </w:pPr>
+    </w:p>
+    <w:p>
+      <w:pPr>
+        <w:spacing w:before="0" w:after="0" w:lineRule="exact" w:line="60"/>
+      </w:pPr>
+      <w:r>
+        <w:rPr>
+          <w:sz w:val="2"/>
+        </w:rPr>
+      </w:r>
+    </w:p>
+    <w:p>
+      <w:pPr>
+        <w:pStyle w:val="Heading1"/>
+      </w:pPr>
+      <w:r>
+        <w:t>12. AWARDS &amp; HONOURS</w:t>
       </w:r>
     </w:p>
     <w:p>
@@ -2152,7 +2874,7 @@
         <w:pStyle w:val="Heading1"/>
       </w:pPr>
       <w:r>
-        <w:t>10. ADDITIONAL RESPONSIBILITIES AND COMMITTEES</w:t>
+        <w:t>13. ADDITIONAL RESPONSIBILITIES AND COMMITTEES</w:t>
       </w:r>
     </w:p>
     <w:p>
@@ -2265,7 +2987,7 @@
         <w:pStyle w:val="Heading1"/>
       </w:pPr>
       <w:r>
-        <w:t>11. DECLARATION</w:t>
+        <w:t>14. DECLARATION</w:t>
       </w:r>
     </w:p>
     <w:p>

--- a/examples/example_government_cv.docx
+++ b/examples/example_government_cv.docx
@@ -1030,515 +1030,7 @@
         <w:pStyle w:val="Heading1"/>
       </w:pPr>
       <w:r>
-        <w:t>4. QUALIFICATIONS AND EXPERIENCE AGAINST THE REQUIREMENTS OF THE POST</w:t>
-      </w:r>
-    </w:p>
-    <w:tbl>
-      <w:tblPr>
-        <w:tblW w:type="dxa" w:w="9751"/>
-        <w:jc w:val="left"/>
-        <w:tblLayout w:type="fixed"/>
-        <w:tblLook w:firstColumn="1" w:firstRow="1" w:lastColumn="0" w:lastRow="0" w:noHBand="0" w:noVBand="1" w:val="04A0"/>
-        <w:tblLayout w:type="fixed"/>
-        <w:tblBorders>
-          <w:top w:val="single" w:sz="4" w:space="0" w:color="000000"/>
-          <w:left w:val="single" w:sz="4" w:space="0" w:color="000000"/>
-          <w:bottom w:val="single" w:sz="4" w:space="0" w:color="000000"/>
-          <w:right w:val="single" w:sz="4" w:space="0" w:color="000000"/>
-          <w:insideH w:val="single" w:sz="4" w:space="0" w:color="000000"/>
-          <w:insideV w:val="single" w:sz="4" w:space="0" w:color="000000"/>
-        </w:tblBorders>
-        <w:tblCellMar>
-          <w:top w:w="36" w:type="dxa"/>
-          <w:left w:w="60" w:type="dxa"/>
-          <w:bottom w:w="36" w:type="dxa"/>
-          <w:right w:w="60" w:type="dxa"/>
-        </w:tblCellMar>
-      </w:tblPr>
-      <w:tblGrid>
-        <w:gridCol w:w="780"/>
-        <w:gridCol w:w="4095"/>
-        <w:gridCol w:w="4876"/>
-      </w:tblGrid>
-      <w:tr>
-        <w:trPr>
-          <w:tblHeader/>
-        </w:trPr>
-        <w:tc>
-          <w:tcPr>
-            <w:tcW w:type="dxa" w:w="780"/>
-            <w:shd w:val="clear" w:color="auto" w:fill="E7E7E7"/>
-          </w:tcPr>
-          <w:p>
-            <w:pPr>
-              <w:pStyle w:val="RISTableHead"/>
-            </w:pPr>
-            <w:r>
-              <w:t>S. No.</w:t>
-            </w:r>
-          </w:p>
-        </w:tc>
-        <w:tc>
-          <w:tcPr>
-            <w:tcW w:type="dxa" w:w="4095"/>
-            <w:shd w:val="clear" w:color="auto" w:fill="E7E7E7"/>
-          </w:tcPr>
-          <w:p>
-            <w:pPr>
-              <w:pStyle w:val="RISTableHead"/>
-            </w:pPr>
-            <w:r>
-              <w:t>Qualifications / experience required (as advertised)</w:t>
-            </w:r>
-          </w:p>
-        </w:tc>
-        <w:tc>
-          <w:tcPr>
-            <w:tcW w:type="dxa" w:w="4876"/>
-            <w:shd w:val="clear" w:color="auto" w:fill="E7E7E7"/>
-          </w:tcPr>
-          <w:p>
-            <w:pPr>
-              <w:pStyle w:val="RISTableHead"/>
-            </w:pPr>
-            <w:r>
-              <w:t>Qualifications / experience possessed</w:t>
-            </w:r>
-          </w:p>
-        </w:tc>
-      </w:tr>
-      <w:tr>
-        <w:tc>
-          <w:tcPr>
-            <w:tcW w:type="dxa" w:w="780"/>
-          </w:tcPr>
-          <w:p>
-            <w:pPr>
-              <w:pStyle w:val="RISTableText"/>
-            </w:pPr>
-            <w:r>
-              <w:t>1</w:t>
-            </w:r>
-          </w:p>
-        </w:tc>
-        <w:tc>
-          <w:tcPr>
-            <w:tcW w:type="dxa" w:w="4095"/>
-          </w:tcPr>
-          <w:p>
-            <w:pPr>
-              <w:pStyle w:val="RISTableText"/>
-            </w:pPr>
-            <w:r>
-              <w:t>Essential: Master's degree in Electronics / Electronics and Communication / Avionics Engineering from a recognised university.</w:t>
-            </w:r>
-          </w:p>
-        </w:tc>
-        <w:tc>
-          <w:tcPr>
-            <w:tcW w:type="dxa" w:w="4876"/>
-          </w:tcPr>
-          <w:p>
-            <w:pPr>
-              <w:pStyle w:val="RISTableText"/>
-            </w:pPr>
-            <w:r>
-              <w:t>M.Tech., Avionics — Coastal Institute of Aeronautical Engineering (2010)</w:t>
-            </w:r>
-          </w:p>
-        </w:tc>
-      </w:tr>
-      <w:tr>
-        <w:tc>
-          <w:tcPr>
-            <w:tcW w:type="dxa" w:w="780"/>
-          </w:tcPr>
-          <w:p>
-            <w:pPr>
-              <w:pStyle w:val="RISTableText"/>
-            </w:pPr>
-            <w:r>
-              <w:t>2</w:t>
-            </w:r>
-          </w:p>
-        </w:tc>
-        <w:tc>
-          <w:tcPr>
-            <w:tcW w:type="dxa" w:w="4095"/>
-          </w:tcPr>
-          <w:p>
-            <w:pPr>
-              <w:pStyle w:val="RISTableText"/>
-            </w:pPr>
-            <w:r>
-              <w:t>Essential: At least 10 years of experience in design, integration or testing of avionics, embedded or sensor systems.</w:t>
-            </w:r>
-          </w:p>
-        </w:tc>
-        <w:tc>
-          <w:tcPr>
-            <w:tcW w:type="dxa" w:w="4876"/>
-          </w:tcPr>
-          <w:p>
-            <w:pPr>
-              <w:pStyle w:val="RISTableText"/>
-            </w:pPr>
-            <w:r>
-              <w:t>At least 23 years (since Aug 2002) in avionics, test &amp; evaluation: Scientist E, Kestrel Atmospheric Instrumentation Laboratory; Senior Design Engineer, Halcyon Avionics Design Bureau; Graduate Engineer, Meridian Electronics Limited</w:t>
-            </w:r>
-          </w:p>
-        </w:tc>
-      </w:tr>
-      <w:tr>
-        <w:tc>
-          <w:tcPr>
-            <w:tcW w:type="dxa" w:w="780"/>
-          </w:tcPr>
-          <w:p>
-            <w:pPr>
-              <w:pStyle w:val="RISTableText"/>
-            </w:pPr>
-            <w:r>
-              <w:t>3</w:t>
-            </w:r>
-          </w:p>
-        </w:tc>
-        <w:tc>
-          <w:tcPr>
-            <w:tcW w:type="dxa" w:w="4095"/>
-          </w:tcPr>
-          <w:p>
-            <w:pPr>
-              <w:pStyle w:val="RISTableText"/>
-            </w:pPr>
-            <w:r>
-              <w:t>Desirable: Ph.D. in Electronics, Electrical or Computer Engineering.</w:t>
-            </w:r>
-          </w:p>
-        </w:tc>
-        <w:tc>
-          <w:tcPr>
-            <w:tcW w:type="dxa" w:w="4876"/>
-          </w:tcPr>
-          <w:p>
-            <w:pPr>
-              <w:pStyle w:val="RISTableText"/>
-            </w:pPr>
-            <w:r>
-              <w:t>Ph.D., Electrical and Electronics Engineering — Northfield Institute of Science and Technology (ongoing)</w:t>
-            </w:r>
-          </w:p>
-        </w:tc>
-      </w:tr>
-      <w:tr>
-        <w:tc>
-          <w:tcPr>
-            <w:tcW w:type="dxa" w:w="780"/>
-          </w:tcPr>
-          <w:p>
-            <w:pPr>
-              <w:pStyle w:val="RISTableText"/>
-            </w:pPr>
-            <w:r>
-              <w:t>4</w:t>
-            </w:r>
-          </w:p>
-        </w:tc>
-        <w:tc>
-          <w:tcPr>
-            <w:tcW w:type="dxa" w:w="4095"/>
-          </w:tcPr>
-          <w:p>
-            <w:pPr>
-              <w:pStyle w:val="RISTableText"/>
-            </w:pPr>
-            <w:r>
-              <w:t>Desirable: Experience in machine learning, computer vision or edge AI deployment for airborne or UAV platforms.</w:t>
-            </w:r>
-          </w:p>
-        </w:tc>
-        <w:tc>
-          <w:tcPr>
-            <w:tcW w:type="dxa" w:w="4876"/>
-          </w:tcPr>
-          <w:p>
-            <w:pPr>
-              <w:pStyle w:val="RISTableText"/>
-            </w:pPr>
-            <w:r>
-              <w:t>Benchmarking embedded GPUs for real-time image enhancement (publication); Object detection (skill); Edge super-resolution pipeline for UAV imagery (project)</w:t>
-            </w:r>
-          </w:p>
-        </w:tc>
-      </w:tr>
-      <w:tr>
-        <w:tc>
-          <w:tcPr>
-            <w:tcW w:type="dxa" w:w="780"/>
-          </w:tcPr>
-          <w:p>
-            <w:pPr>
-              <w:pStyle w:val="RISTableText"/>
-            </w:pPr>
-            <w:r>
-              <w:t>5</w:t>
-            </w:r>
-          </w:p>
-        </w:tc>
-        <w:tc>
-          <w:tcPr>
-            <w:tcW w:type="dxa" w:w="4095"/>
-          </w:tcPr>
-          <w:p>
-            <w:pPr>
-              <w:pStyle w:val="RISTableText"/>
-            </w:pPr>
-            <w:r>
-              <w:t>Desirable: Publications in peer-reviewed journals.</w:t>
-            </w:r>
-          </w:p>
-        </w:tc>
-        <w:tc>
-          <w:tcPr>
-            <w:tcW w:type="dxa" w:w="4876"/>
-          </w:tcPr>
-          <w:p>
-            <w:pPr>
-              <w:pStyle w:val="RISTableText"/>
-            </w:pPr>
-            <w:r>
-              <w:t>6 peer-reviewed publication(s): Channel-pruned residual networks for real-time aerial image enhancement on embedded GPUs; An IoT telemetry framework for upper-air ground stations; A low-cost GNSS receiver chain for radiosonde tracking</w:t>
-            </w:r>
-          </w:p>
-        </w:tc>
-      </w:tr>
-      <w:tr>
-        <w:tc>
-          <w:tcPr>
-            <w:tcW w:type="dxa" w:w="780"/>
-          </w:tcPr>
-          <w:p>
-            <w:pPr>
-              <w:pStyle w:val="RISTableText"/>
-            </w:pPr>
-            <w:r>
-              <w:t>6</w:t>
-            </w:r>
-          </w:p>
-        </w:tc>
-        <w:tc>
-          <w:tcPr>
-            <w:tcW w:type="dxa" w:w="4095"/>
-          </w:tcPr>
-          <w:p>
-            <w:pPr>
-              <w:pStyle w:val="RISTableText"/>
-            </w:pPr>
-            <w:r>
-              <w:t>Desirable: Experience of leading technical teams and project coordination.</w:t>
-            </w:r>
-          </w:p>
-        </w:tc>
-        <w:tc>
-          <w:tcPr>
-            <w:tcW w:type="dxa" w:w="4876"/>
-          </w:tcPr>
-          <w:p>
-            <w:pPr>
-              <w:pStyle w:val="RISTableText"/>
-            </w:pPr>
-            <w:r>
-              <w:t>Radiosonde ground-station acceptance test protocol (project); Integrated mission-computer and display units on MIL-STD-1553 avionics buses and built the automated test rig used for b (achievement / responsibility)</w:t>
-            </w:r>
-          </w:p>
-        </w:tc>
-      </w:tr>
-      <w:tr>
-        <w:tc>
-          <w:tcPr>
-            <w:tcW w:type="dxa" w:w="780"/>
-          </w:tcPr>
-          <w:p>
-            <w:pPr>
-              <w:pStyle w:val="RISTableText"/>
-            </w:pPr>
-            <w:r>
-              <w:t>7</w:t>
-            </w:r>
-          </w:p>
-        </w:tc>
-        <w:tc>
-          <w:tcPr>
-            <w:tcW w:type="dxa" w:w="4095"/>
-          </w:tcPr>
-          <w:p>
-            <w:pPr>
-              <w:pStyle w:val="RISTableText"/>
-            </w:pPr>
-            <w:r>
-              <w:t>Desirable: Design and evaluation of airborne sensor and avionics subsystems</w:t>
-            </w:r>
-          </w:p>
-        </w:tc>
-        <w:tc>
-          <w:tcPr>
-            <w:tcW w:type="dxa" w:w="4876"/>
-          </w:tcPr>
-          <w:p>
-            <w:pPr>
-              <w:pStyle w:val="RISTableText"/>
-            </w:pPr>
-            <w:r>
-              <w:t>Integrated mission-computer and display units on MIL-STD-1553 avionics buses and built the automated test rig used for b (achievement / responsibility); Developed LabVIEW test sequences for power-supply and interface boards of avionics units. (achievement / responsibility); IoT monitoring of laboratory infrastructure (project)</w:t>
-            </w:r>
-          </w:p>
-        </w:tc>
-      </w:tr>
-      <w:tr>
-        <w:tc>
-          <w:tcPr>
-            <w:tcW w:type="dxa" w:w="780"/>
-          </w:tcPr>
-          <w:p>
-            <w:pPr>
-              <w:pStyle w:val="RISTableText"/>
-            </w:pPr>
-            <w:r>
-              <w:t>8</w:t>
-            </w:r>
-          </w:p>
-        </w:tc>
-        <w:tc>
-          <w:tcPr>
-            <w:tcW w:type="dxa" w:w="4095"/>
-          </w:tcPr>
-          <w:p>
-            <w:pPr>
-              <w:pStyle w:val="RISTableText"/>
-            </w:pPr>
-            <w:r>
-              <w:t>Desirable: development of embedded processing for UAV payloads</w:t>
-            </w:r>
-          </w:p>
-        </w:tc>
-        <w:tc>
-          <w:tcPr>
-            <w:tcW w:type="dxa" w:w="4876"/>
-          </w:tcPr>
-          <w:p>
-            <w:pPr>
-              <w:pStyle w:val="RISTableText"/>
-            </w:pPr>
-            <w:r>
-              <w:t>Edge super-resolution pipeline for UAV imagery (project); Implemented structured channel pruning and knowledge distillation to shrink the super-resolution network for embedded de (achievement / responsibility); Developed payload interface electronics for a fixed-wing UAV electro-optical sensor and supported its ground and flight  (achievement / responsibility)</w:t>
-            </w:r>
-          </w:p>
-        </w:tc>
-      </w:tr>
-      <w:tr>
-        <w:tc>
-          <w:tcPr>
-            <w:tcW w:type="dxa" w:w="780"/>
-          </w:tcPr>
-          <w:p>
-            <w:pPr>
-              <w:pStyle w:val="RISTableText"/>
-            </w:pPr>
-            <w:r>
-              <w:t>9</w:t>
-            </w:r>
-          </w:p>
-        </w:tc>
-        <w:tc>
-          <w:tcPr>
-            <w:tcW w:type="dxa" w:w="4095"/>
-          </w:tcPr>
-          <w:p>
-            <w:pPr>
-              <w:pStyle w:val="RISTableText"/>
-            </w:pPr>
-            <w:r>
-              <w:t>Desirable: preparation of technical specifications and test plans</w:t>
-            </w:r>
-          </w:p>
-        </w:tc>
-        <w:tc>
-          <w:tcPr>
-            <w:tcW w:type="dxa" w:w="4876"/>
-          </w:tcPr>
-          <w:p>
-            <w:pPr>
-              <w:pStyle w:val="RISTableText"/>
-            </w:pPr>
-            <w:r>
-              <w:t>Prepared technical specifications and served on bid-evaluation committees for instrument procurement through the Governm (achievement / responsibility); Chair, Technical Evaluation Committee for radiosonde procurement (leadership &amp; activity)</w:t>
-            </w:r>
-          </w:p>
-        </w:tc>
-      </w:tr>
-      <w:tr>
-        <w:tc>
-          <w:tcPr>
-            <w:tcW w:type="dxa" w:w="780"/>
-          </w:tcPr>
-          <w:p>
-            <w:pPr>
-              <w:pStyle w:val="RISTableText"/>
-            </w:pPr>
-            <w:r>
-              <w:t>10</w:t>
-            </w:r>
-          </w:p>
-        </w:tc>
-        <w:tc>
-          <w:tcPr>
-            <w:tcW w:type="dxa" w:w="4095"/>
-          </w:tcPr>
-          <w:p>
-            <w:pPr>
-              <w:pStyle w:val="RISTableText"/>
-            </w:pPr>
-            <w:r>
-              <w:t>Desirable: guidance of junior scientists.</w:t>
-            </w:r>
-          </w:p>
-        </w:tc>
-        <w:tc>
-          <w:tcPr>
-            <w:tcW w:type="dxa" w:w="4876"/>
-          </w:tcPr>
-          <w:p>
-            <w:pPr>
-              <w:pStyle w:val="RISTableText"/>
-            </w:pPr>
-            <w:r>
-              <w:t>Scientist E (position); A low-cost GNSS receiver chain for radiosonde tracking (publication)</w:t>
-            </w:r>
-          </w:p>
-        </w:tc>
-      </w:tr>
-    </w:tbl>
-    <w:p>
-      <w:pPr>
-        <w:spacing w:before="0" w:after="0" w:lineRule="exact" w:line="40"/>
-      </w:pPr>
-    </w:p>
-    <w:p>
-      <w:pPr>
-        <w:spacing w:before="0" w:after="0" w:lineRule="exact" w:line="60"/>
-      </w:pPr>
-      <w:r>
-        <w:rPr>
-          <w:sz w:val="2"/>
-        </w:rPr>
-      </w:r>
-    </w:p>
-    <w:p>
-      <w:pPr>
-        <w:pStyle w:val="Heading1"/>
-      </w:pPr>
-      <w:r>
-        <w:t>5. PUBLICATIONS</w:t>
+        <w:t>4. PUBLICATIONS</w:t>
       </w:r>
     </w:p>
     <w:p>
@@ -1706,7 +1198,7 @@
         <w:pStyle w:val="Heading1"/>
       </w:pPr>
       <w:r>
-        <w:t>6. MANUSCRIPTS UNDER REVIEW / IN PREPARATION</w:t>
+        <w:t>5. MANUSCRIPTS UNDER REVIEW / IN PREPARATION</w:t>
       </w:r>
     </w:p>
     <w:p>
@@ -1776,7 +1268,7 @@
         <w:pStyle w:val="Heading1"/>
       </w:pPr>
       <w:r>
-        <w:t>7. MAJOR PROJECTS AND TECHNICAL CONTRIBUTIONS</w:t>
+        <w:t>6. MAJOR PROJECTS AND TECHNICAL CONTRIBUTIONS</w:t>
       </w:r>
     </w:p>
     <w:p>
@@ -2022,7 +1514,7 @@
         <w:pStyle w:val="Heading1"/>
       </w:pPr>
       <w:r>
-        <w:t>8. TRAINING PROGRAMMES</w:t>
+        <w:t>7. TRAINING PROGRAMMES</w:t>
       </w:r>
     </w:p>
     <w:tbl>
@@ -2124,6 +1616,60 @@
               <w:pStyle w:val="RISTableText"/>
             </w:pPr>
             <w:r>
+              <w:t>Mid-Career Training Programme for Scientists</w:t>
+            </w:r>
+          </w:p>
+        </w:tc>
+        <w:tc>
+          <w:tcPr>
+            <w:tcW w:type="dxa" w:w="3120"/>
+          </w:tcPr>
+          <w:p>
+            <w:pPr>
+              <w:pStyle w:val="RISTableText"/>
+            </w:pPr>
+            <w:r>
+              <w:t>Example Institute of Scientific Administration (sponsored by Ministry of Example Sciences)</w:t>
+            </w:r>
+          </w:p>
+        </w:tc>
+        <w:tc>
+          <w:tcPr>
+            <w:tcW w:type="dxa" w:w="1755"/>
+          </w:tcPr>
+          <w:p>
+            <w:pPr>
+              <w:pStyle w:val="RISTableText"/>
+            </w:pPr>
+            <w:r>
+              <w:t>02/2020</w:t>
+            </w:r>
+          </w:p>
+        </w:tc>
+        <w:tc>
+          <w:tcPr>
+            <w:tcW w:type="dxa" w:w="1170"/>
+          </w:tcPr>
+          <w:p>
+            <w:pPr>
+              <w:pStyle w:val="RISTableText"/>
+            </w:pPr>
+            <w:r>
+              <w:t>10 days</w:t>
+            </w:r>
+          </w:p>
+        </w:tc>
+      </w:tr>
+      <w:tr>
+        <w:tc>
+          <w:tcPr>
+            <w:tcW w:type="dxa" w:w="3705"/>
+          </w:tcPr>
+          <w:p>
+            <w:pPr>
+              <w:pStyle w:val="RISTableText"/>
+            </w:pPr>
+            <w:r>
               <w:t>Public Procurement and GFR 2017</w:t>
             </w:r>
           </w:p>
@@ -2168,60 +1714,6 @@
           </w:p>
         </w:tc>
       </w:tr>
-      <w:tr>
-        <w:tc>
-          <w:tcPr>
-            <w:tcW w:type="dxa" w:w="3705"/>
-          </w:tcPr>
-          <w:p>
-            <w:pPr>
-              <w:pStyle w:val="RISTableText"/>
-            </w:pPr>
-            <w:r>
-              <w:t>Mid-Career Training Programme for Scientists</w:t>
-            </w:r>
-          </w:p>
-        </w:tc>
-        <w:tc>
-          <w:tcPr>
-            <w:tcW w:type="dxa" w:w="3120"/>
-          </w:tcPr>
-          <w:p>
-            <w:pPr>
-              <w:pStyle w:val="RISTableText"/>
-            </w:pPr>
-            <w:r>
-              <w:t>Example Institute of Scientific Administration (sponsored by Ministry of Example Sciences)</w:t>
-            </w:r>
-          </w:p>
-        </w:tc>
-        <w:tc>
-          <w:tcPr>
-            <w:tcW w:type="dxa" w:w="1755"/>
-          </w:tcPr>
-          <w:p>
-            <w:pPr>
-              <w:pStyle w:val="RISTableText"/>
-            </w:pPr>
-            <w:r>
-              <w:t>02/2020</w:t>
-            </w:r>
-          </w:p>
-        </w:tc>
-        <w:tc>
-          <w:tcPr>
-            <w:tcW w:type="dxa" w:w="1170"/>
-          </w:tcPr>
-          <w:p>
-            <w:pPr>
-              <w:pStyle w:val="RISTableText"/>
-            </w:pPr>
-            <w:r>
-              <w:t>10 days</w:t>
-            </w:r>
-          </w:p>
-        </w:tc>
-      </w:tr>
     </w:tbl>
     <w:p>
       <w:pPr>
@@ -2243,7 +1735,7 @@
         <w:pStyle w:val="Heading1"/>
       </w:pPr>
       <w:r>
-        <w:t>9. PROFESSIONAL COURSES</w:t>
+        <w:t>8. PROFESSIONAL COURSES</w:t>
       </w:r>
     </w:p>
     <w:tbl>
@@ -2410,7 +1902,7 @@
         <w:pStyle w:val="Heading1"/>
       </w:pPr>
       <w:r>
-        <w:t>10. CERTIFICATIONS &amp; LICENCES</w:t>
+        <w:t>9. CERTIFICATIONS &amp; LICENCES</w:t>
       </w:r>
     </w:p>
     <w:p>
@@ -2607,7 +2099,7 @@
         <w:pStyle w:val="Heading1"/>
       </w:pPr>
       <w:r>
-        <w:t>11. WORKSHOPS, SEMINARS &amp; CONFERENCES ATTENDED</w:t>
+        <w:t>10. WORKSHOPS, SEMINARS &amp; CONFERENCES ATTENDED</w:t>
       </w:r>
     </w:p>
     <w:tbl>
@@ -2828,7 +2320,7 @@
         <w:pStyle w:val="Heading1"/>
       </w:pPr>
       <w:r>
-        <w:t>12. AWARDS &amp; HONOURS</w:t>
+        <w:t>11. AWARDS &amp; HONOURS</w:t>
       </w:r>
     </w:p>
     <w:p>
@@ -2874,7 +2366,7 @@
         <w:pStyle w:val="Heading1"/>
       </w:pPr>
       <w:r>
-        <w:t>13. ADDITIONAL RESPONSIBILITIES AND COMMITTEES</w:t>
+        <w:t>12. ADDITIONAL RESPONSIBILITIES AND COMMITTEES</w:t>
       </w:r>
     </w:p>
     <w:p>
@@ -2987,7 +2479,7 @@
         <w:pStyle w:val="Heading1"/>
       </w:pPr>
       <w:r>
-        <w:t>14. DECLARATION</w:t>
+        <w:t>13. DECLARATION</w:t>
       </w:r>
     </w:p>
     <w:p>
